--- a/reports/KT12.docx
+++ b/reports/KT12.docx
@@ -27,7 +27,21 @@
           <w:b w:val="0"/>
           <w:sz w:val="24"/>
         </w:rPr>
-        <w:t>Студент: _______________________________________</w:t>
+        <w:t>Студент: Прилепов Никита Алексеевич</w:t>
+      </w:r>
+    </w:p>
+    <w:p>
+      <w:pPr>
+        <w:spacing w:after="120"/>
+        <w:jc w:val="center"/>
+      </w:pPr>
+      <w:r>
+        <w:rPr>
+          <w:rFonts w:ascii="Times New Roman" w:hAnsi="Times New Roman" w:eastAsia="Times New Roman"/>
+          <w:b w:val="0"/>
+          <w:sz w:val="24"/>
+        </w:rPr>
+        <w:t>Группа: 4P1.23</w:t>
       </w:r>
     </w:p>
     <w:p>

--- a/reports/KT12.docx
+++ b/reports/KT12.docx
@@ -4,7 +4,7 @@
   <w:body>
     <w:p>
       <w:pPr>
-        <w:spacing w:after="120"/>
+        <w:spacing w:after="120" w:line="276" w:lineRule="auto"/>
         <w:jc w:val="center"/>
       </w:pPr>
       <w:r>
@@ -18,7 +18,7 @@
     </w:p>
     <w:p>
       <w:pPr>
-        <w:spacing w:after="120"/>
+        <w:spacing w:after="120" w:line="276" w:lineRule="auto"/>
         <w:jc w:val="center"/>
       </w:pPr>
       <w:r>
@@ -32,7 +32,7 @@
     </w:p>
     <w:p>
       <w:pPr>
-        <w:spacing w:after="120"/>
+        <w:spacing w:after="120" w:line="276" w:lineRule="auto"/>
         <w:jc w:val="center"/>
       </w:pPr>
       <w:r>
@@ -46,7 +46,7 @@
     </w:p>
     <w:p>
       <w:pPr>
-        <w:spacing w:after="120"/>
+        <w:spacing w:after="120" w:line="276" w:lineRule="auto"/>
       </w:pPr>
       <w:r>
         <w:rPr>
@@ -58,7 +58,7 @@
     </w:p>
     <w:p>
       <w:pPr>
-        <w:spacing w:after="120"/>
+        <w:spacing w:after="120" w:line="276" w:lineRule="auto"/>
         <w:jc w:val="center"/>
       </w:pPr>
       <w:r>
@@ -72,7 +72,7 @@
     </w:p>
     <w:p>
       <w:pPr>
-        <w:spacing w:after="120"/>
+        <w:spacing w:after="120" w:line="276" w:lineRule="auto"/>
         <w:jc w:val="center"/>
       </w:pPr>
       <w:r>
@@ -86,7 +86,7 @@
     </w:p>
     <w:p>
       <w:pPr>
-        <w:spacing w:after="120"/>
+        <w:spacing w:after="120" w:line="276" w:lineRule="auto"/>
         <w:jc w:val="center"/>
       </w:pPr>
       <w:r>
@@ -108,12 +108,12 @@
           <w:b/>
           <w:sz w:val="28"/>
         </w:rPr>
-        <w:t>1. Цель задания</w:t>
+        <w:t>1. Цель</w:t>
       </w:r>
     </w:p>
     <w:p>
       <w:pPr>
-        <w:spacing w:after="120"/>
+        <w:spacing w:after="120" w:line="276" w:lineRule="auto"/>
       </w:pPr>
       <w:r>
         <w:rPr>
@@ -121,7 +121,7 @@
           <w:b w:val="0"/>
           <w:sz w:val="24"/>
         </w:rPr>
-        <w:t>Реализовать локальный InventoryService на Python + Protocol Buffers, сгенерировать stubs через grpc_tools.protoc и написать ровно 10 pytest-тестов, выполняющих реальные RPC по HTTP/2 (без моков).</w:t>
+        <w:t>Собрать локальный InventoryService на Python + Protocol Buffers, сгенерировать stubs через grpc_tools.protoc и написать ровно десять pytest-тестов, которые реально ходят по HTTP/2 — без моков канала.</w:t>
       </w:r>
     </w:p>
     <w:p>
@@ -134,12 +134,12 @@
           <w:b/>
           <w:sz w:val="28"/>
         </w:rPr>
-        <w:t>2. Введение в gRPC и Protocol Buffers</w:t>
+        <w:t>2. gRPC и proto — своими словами</w:t>
       </w:r>
     </w:p>
     <w:p>
       <w:pPr>
-        <w:spacing w:after="120"/>
+        <w:spacing w:after="120" w:line="276" w:lineRule="auto"/>
       </w:pPr>
       <w:r>
         <w:rPr>
@@ -147,7 +147,7 @@
           <w:b w:val="0"/>
           <w:sz w:val="24"/>
         </w:rPr>
-        <w:t>gRPC — RPC-фреймворк поверх HTTP/2. Контракт описывается в .proto (proto3): сообщения и сервисы. protoc генерирует код сериализации и клиентские/серверные stubs.</w:t>
+        <w:t>gRPC — это RPC поверх HTTP/2. Контракт лежит в .proto (у меня proto3): сообщения и сервис. protoc потом генерит сериализацию и stubs для клиента и сервера. Удобно, что типы и методы описаны в одном месте.</w:t>
       </w:r>
     </w:p>
     <w:p>
@@ -160,12 +160,12 @@
           <w:b/>
           <w:sz w:val="28"/>
         </w:rPr>
-        <w:t>3. Клиент–сервер на HTTP/2</w:t>
+        <w:t>3. Как клиент ходит на сервер</w:t>
       </w:r>
     </w:p>
     <w:p>
       <w:pPr>
-        <w:spacing w:after="120"/>
+        <w:spacing w:after="120" w:line="276" w:lineRule="auto"/>
       </w:pPr>
       <w:r>
         <w:rPr>
@@ -173,12 +173,12 @@
           <w:b w:val="0"/>
           <w:sz w:val="24"/>
         </w:rPr>
-        <w:t>Клиент открывает канал insecure_channel к 127.0.0.1:&lt;free-port&gt;, дожидается READY и вызывает методы InventoryServiceStub. Транспорт — HTTP/2; полезные нагрузки — protobuf.</w:t>
+        <w:t>В тестах поднимаю insecure_channel на 127.0.0.1 и свободный порт, жду READY и дергаю InventoryServiceStub. По проводам — HTTP/2, тело — protobuf.</w:t>
       </w:r>
     </w:p>
     <w:p>
       <w:pPr>
-        <w:spacing w:after="120"/>
+        <w:spacing w:after="120" w:line="276" w:lineRule="auto"/>
       </w:pPr>
       <w:r>
         <w:rPr>
@@ -186,7 +186,7 @@
           <w:b/>
           <w:sz w:val="24"/>
         </w:rPr>
-        <w:t>Учебный сервис без TLS. В production необходимы TLS и аутентификация.</w:t>
+        <w:t>Учебный сервис без TLS. Для продакшена так нельзя — нужны шифрование и auth.</w:t>
       </w:r>
     </w:p>
     <w:p>
@@ -204,7 +204,7 @@
     </w:p>
     <w:p>
       <w:pPr>
-        <w:spacing w:after="120"/>
+        <w:spacing w:after="120" w:line="276" w:lineRule="auto"/>
       </w:pPr>
       <w:r>
         <w:rPr>
@@ -212,7 +212,7 @@
           <w:b w:val="0"/>
           <w:sz w:val="24"/>
         </w:rPr>
-        <w:t>Слои: proto → generated stubs → InventoryServicer + InventoryStore (in-memory, thread-safe) → pytest fixture (server lifecycle) → 10 тестов.</w:t>
+        <w:t>Цепочка простая: proto → generated stubs → InventoryServicer + InventoryStore (in-memory, thread-safe) → pytest-фикстура с lifecycle сервера → десять тестов. Стор специально в памяти, чтобы каждый прогон был изолированным.</w:t>
       </w:r>
     </w:p>
     <w:p>
@@ -225,12 +225,12 @@
           <w:b/>
           <w:sz w:val="28"/>
         </w:rPr>
-        <w:t>5. .proto контракт и generated code</w:t>
+        <w:t>5. Контракт .proto и генерация</w:t>
       </w:r>
     </w:p>
     <w:p>
       <w:pPr>
-        <w:spacing w:after="120"/>
+        <w:spacing w:after="120" w:line="276" w:lineRule="auto"/>
       </w:pPr>
       <w:r>
         <w:rPr>
@@ -238,12 +238,12 @@
           <w:b w:val="0"/>
           <w:sz w:val="24"/>
         </w:rPr>
-        <w:t>Фрагмент service InventoryService:</w:t>
+        <w:t>Фрагмент service InventoryService из inventory.proto:</w:t>
       </w:r>
     </w:p>
     <w:p>
       <w:pPr>
-        <w:spacing w:after="0"/>
+        <w:spacing w:after="0" w:before="0" w:line="240" w:lineRule="auto"/>
       </w:pPr>
       <w:r>
         <w:rPr>
@@ -256,7 +256,7 @@
     </w:p>
     <w:p>
       <w:pPr>
-        <w:spacing w:after="0"/>
+        <w:spacing w:after="0" w:before="0" w:line="240" w:lineRule="auto"/>
       </w:pPr>
       <w:r>
         <w:rPr>
@@ -269,7 +269,7 @@
     </w:p>
     <w:p>
       <w:pPr>
-        <w:spacing w:after="0"/>
+        <w:spacing w:after="0" w:before="0" w:line="240" w:lineRule="auto"/>
       </w:pPr>
       <w:r>
         <w:rPr>
@@ -282,7 +282,7 @@
     </w:p>
     <w:p>
       <w:pPr>
-        <w:spacing w:after="0"/>
+        <w:spacing w:after="0" w:before="0" w:line="240" w:lineRule="auto"/>
       </w:pPr>
       <w:r>
         <w:rPr>
@@ -295,7 +295,7 @@
     </w:p>
     <w:p>
       <w:pPr>
-        <w:spacing w:after="0"/>
+        <w:spacing w:after="0" w:before="0" w:line="240" w:lineRule="auto"/>
       </w:pPr>
       <w:r>
         <w:rPr>
@@ -308,7 +308,7 @@
     </w:p>
     <w:p>
       <w:pPr>
-        <w:spacing w:after="0"/>
+        <w:spacing w:after="0" w:before="0" w:line="240" w:lineRule="auto"/>
       </w:pPr>
       <w:r>
         <w:rPr>
@@ -321,7 +321,7 @@
     </w:p>
     <w:p>
       <w:pPr>
-        <w:spacing w:after="0"/>
+        <w:spacing w:after="0" w:before="0" w:line="240" w:lineRule="auto"/>
       </w:pPr>
       <w:r>
         <w:rPr>
@@ -334,7 +334,7 @@
     </w:p>
     <w:p>
       <w:pPr>
-        <w:spacing w:after="0"/>
+        <w:spacing w:after="0" w:before="0" w:line="240" w:lineRule="auto"/>
       </w:pPr>
       <w:r>
         <w:rPr>
@@ -347,7 +347,7 @@
     </w:p>
     <w:p>
       <w:pPr>
-        <w:spacing w:after="0"/>
+        <w:spacing w:after="0" w:before="0" w:line="240" w:lineRule="auto"/>
       </w:pPr>
       <w:r>
         <w:rPr>
@@ -360,7 +360,7 @@
     </w:p>
     <w:p>
       <w:pPr>
-        <w:spacing w:after="0"/>
+        <w:spacing w:after="0" w:before="0" w:line="240" w:lineRule="auto"/>
       </w:pPr>
       <w:r>
         <w:rPr>
@@ -373,7 +373,7 @@
     </w:p>
     <w:p>
       <w:pPr>
-        <w:spacing w:after="0"/>
+        <w:spacing w:after="0" w:before="0" w:line="240" w:lineRule="auto"/>
       </w:pPr>
       <w:r>
         <w:rPr>
@@ -386,7 +386,7 @@
     </w:p>
     <w:p>
       <w:pPr>
-        <w:spacing w:after="0"/>
+        <w:spacing w:after="0" w:before="0" w:line="240" w:lineRule="auto"/>
       </w:pPr>
       <w:r>
         <w:rPr>
@@ -399,7 +399,7 @@
     </w:p>
     <w:p>
       <w:pPr>
-        <w:spacing w:after="0"/>
+        <w:spacing w:after="0" w:before="0" w:line="240" w:lineRule="auto"/>
       </w:pPr>
       <w:r>
         <w:rPr>
@@ -412,7 +412,7 @@
     </w:p>
     <w:p>
       <w:pPr>
-        <w:spacing w:after="0"/>
+        <w:spacing w:after="0" w:before="0" w:line="240" w:lineRule="auto"/>
       </w:pPr>
       <w:r>
         <w:rPr>
@@ -425,7 +425,7 @@
     </w:p>
     <w:p>
       <w:pPr>
-        <w:spacing w:after="0"/>
+        <w:spacing w:after="0" w:before="0" w:line="240" w:lineRule="auto"/>
       </w:pPr>
       <w:r>
         <w:rPr>
@@ -438,7 +438,7 @@
     </w:p>
     <w:p>
       <w:pPr>
-        <w:spacing w:after="0"/>
+        <w:spacing w:after="0" w:before="0" w:line="240" w:lineRule="auto"/>
       </w:pPr>
       <w:r>
         <w:rPr>
@@ -451,7 +451,7 @@
     </w:p>
     <w:p>
       <w:pPr>
-        <w:spacing w:after="0"/>
+        <w:spacing w:after="0" w:before="0" w:line="240" w:lineRule="auto"/>
       </w:pPr>
       <w:r>
         <w:rPr>
@@ -464,7 +464,7 @@
     </w:p>
     <w:p>
       <w:pPr>
-        <w:spacing w:after="0"/>
+        <w:spacing w:after="0" w:before="0" w:line="240" w:lineRule="auto"/>
       </w:pPr>
       <w:r>
         <w:rPr>
@@ -477,7 +477,7 @@
     </w:p>
     <w:p>
       <w:pPr>
-        <w:spacing w:after="0"/>
+        <w:spacing w:after="0" w:before="0" w:line="240" w:lineRule="auto"/>
       </w:pPr>
       <w:r>
         <w:rPr>
@@ -490,7 +490,7 @@
     </w:p>
     <w:p>
       <w:pPr>
-        <w:spacing w:after="0"/>
+        <w:spacing w:after="0" w:before="0" w:line="240" w:lineRule="auto"/>
       </w:pPr>
       <w:r>
         <w:rPr>
@@ -503,7 +503,7 @@
     </w:p>
     <w:p>
       <w:pPr>
-        <w:spacing w:after="0"/>
+        <w:spacing w:after="0" w:before="0" w:line="240" w:lineRule="auto"/>
       </w:pPr>
       <w:r>
         <w:rPr>
@@ -516,7 +516,7 @@
     </w:p>
     <w:p>
       <w:pPr>
-        <w:spacing w:after="0"/>
+        <w:spacing w:after="0" w:before="0" w:line="240" w:lineRule="auto"/>
       </w:pPr>
       <w:r>
         <w:rPr>
@@ -529,7 +529,7 @@
     </w:p>
     <w:p>
       <w:pPr>
-        <w:spacing w:after="120"/>
+        <w:spacing w:after="120" w:line="276" w:lineRule="auto"/>
       </w:pPr>
       <w:r>
         <w:rPr>
@@ -537,7 +537,7 @@
           <w:b w:val="0"/>
           <w:sz w:val="24"/>
         </w:rPr>
-        <w:t>Генерация: scripts/generate_kt12_proto.ps1 → grpc/generated/inventory_pb2.py и inventory_pb2_grpc.py (DO NOT EDIT).</w:t>
+        <w:t>Генерил скриптом scripts/generate_kt12_proto.ps1 → grpc/generated/inventory_pb2.py и inventory_pb2_grpc.py (пометки DO NOT EDIT не трогал).</w:t>
       </w:r>
     </w:p>
     <w:p>
@@ -550,12 +550,12 @@
           <w:b/>
           <w:sz w:val="28"/>
         </w:rPr>
-        <w:t>6. Реализация сервера и клиента</w:t>
+        <w:t>6. Сервер и клиент</w:t>
       </w:r>
     </w:p>
     <w:p>
       <w:pPr>
-        <w:spacing w:after="120"/>
+        <w:spacing w:after="120" w:line="276" w:lineRule="auto"/>
       </w:pPr>
       <w:r>
         <w:rPr>
@@ -563,7 +563,7 @@
           <w:b w:val="0"/>
           <w:sz w:val="24"/>
         </w:rPr>
-        <w:t>server/service.py — валидация и context.abort(...). client/cli.py — демонстрация CreateItem + GetItem. Запуск сервера: python -m server --port 50051 (из каталога с настроенным PYTHONPATH).</w:t>
+        <w:t>server/service.py — валидация и context.abort(...) с нужными status codes. client/cli.py — маленький демо-вызов CreateItem + GetItem. Сервер руками: python -m server --port 50051 (из каталога с нормальным PYTHONPATH).</w:t>
       </w:r>
     </w:p>
     <w:p>
@@ -581,7 +581,7 @@
     </w:p>
     <w:p>
       <w:pPr>
-        <w:spacing w:after="120"/>
+        <w:spacing w:after="120" w:line="276" w:lineRule="auto"/>
       </w:pPr>
       <w:r>
         <w:rPr>
@@ -589,7 +589,7 @@
           <w:b w:val="0"/>
           <w:sz w:val="24"/>
         </w:rPr>
-        <w:t>CreateItem, GetItem, UpdateStock, SlowPing — один запрос / один ответ. Доказательства полей и статусов записаны в evidence.jsonl.</w:t>
+        <w:t>CreateItem, GetItem, UpdateStock, SlowPing — классика «один запрос → один ответ». Поля и коды ответов дублировал в evidence.jsonl, чтобы потом не гадать по логу.</w:t>
       </w:r>
     </w:p>
     <w:p>
@@ -607,7 +607,7 @@
     </w:p>
     <w:p>
       <w:pPr>
-        <w:spacing w:after="120"/>
+        <w:spacing w:after="120" w:line="276" w:lineRule="auto"/>
       </w:pPr>
       <w:r>
         <w:rPr>
@@ -615,7 +615,7 @@
           <w:b w:val="0"/>
           <w:sz w:val="24"/>
         </w:rPr>
-        <w:t>ListItems — server streaming (итератор Item). BulkCreate — client streaming → BulkCreateResponse. EchoWatch — bidi: на каждый WatchRequest ровно один WatchResponse в том же порядке.</w:t>
+        <w:t>ListItems — server streaming: сервер отдаёт итератор Item. BulkCreate — client streaming: клиент шлёт пачку, в ответ BulkCreateResponse. EchoWatch — bidi: на каждый WatchRequest ровно один WatchResponse, порядок тот же.</w:t>
       </w:r>
     </w:p>
     <w:p>
@@ -633,7 +633,7 @@
     </w:p>
     <w:p>
       <w:pPr>
-        <w:spacing w:after="120"/>
+        <w:spacing w:after="120" w:line="276" w:lineRule="auto"/>
       </w:pPr>
       <w:r>
         <w:rPr>
@@ -641,7 +641,7 @@
           <w:b w:val="0"/>
           <w:sz w:val="24"/>
         </w:rPr>
-        <w:t>ALREADY_EXISTS (дубликат id), INVALID_ARGUMENT (пустое имя / quantity&lt;0), NOT_FOUND (отсутствующий id).</w:t>
+        <w:t>ALREADY_EXISTS — если id уже есть, INVALID_ARGUMENT — пустое имя или quantity &lt; 0, NOT_FOUND — запросили то, чего нет. Это как раз то, что хочется видеть в API-тестах.</w:t>
       </w:r>
     </w:p>
     <w:p>
@@ -654,12 +654,12 @@
           <w:b/>
           <w:sz w:val="28"/>
         </w:rPr>
-        <w:t>10. Deadlines и cancellation</w:t>
+        <w:t>10. Deadline и отмена</w:t>
       </w:r>
     </w:p>
     <w:p>
       <w:pPr>
-        <w:spacing w:after="120"/>
+        <w:spacing w:after="120" w:line="276" w:lineRule="auto"/>
       </w:pPr>
       <w:r>
         <w:rPr>
@@ -667,7 +667,7 @@
           <w:b w:val="0"/>
           <w:sz w:val="24"/>
         </w:rPr>
-        <w:t>SlowPing(delay_ms=800) с client timeout=0.1s даёт DEADLINE_EXCEEDED. Сервер проверяет context.is_active() каждые 20 мс и прекращает ожидание при отмене.</w:t>
+        <w:t>Для TC-12-10 вызываю SlowPing(delay_ms=800) с client timeout=0.1s — ожидаемо ловлю DEADLINE_EXCEEDED. На сервере крутится проверка context.is_active() раз в 20 мс, чтобы не висеть зря после отмены.</w:t>
       </w:r>
     </w:p>
     <w:p>
@@ -680,7 +680,7 @@
           <w:b/>
           <w:sz w:val="28"/>
         </w:rPr>
-        <w:t>11–12. Таблица тест-кейсов и ожидания</w:t>
+        <w:t>11. Таблица тест-кейсов</w:t>
       </w:r>
     </w:p>
     <w:tbl>
@@ -690,14 +690,14 @@
         <w:tblLook w:firstColumn="1" w:firstRow="1" w:lastColumn="0" w:lastRow="0" w:noHBand="0" w:noVBand="1" w:val="04A0"/>
       </w:tblPr>
       <w:tblGrid>
-        <w:gridCol w:w="3324"/>
-        <w:gridCol w:w="3324"/>
-        <w:gridCol w:w="3324"/>
+        <w:gridCol w:w="3213"/>
+        <w:gridCol w:w="3213"/>
+        <w:gridCol w:w="3213"/>
       </w:tblGrid>
       <w:tr>
         <w:tc>
           <w:tcPr>
-            <w:tcW w:type="dxa" w:w="3324"/>
+            <w:tcW w:type="dxa" w:w="3213"/>
           </w:tcPr>
           <w:p>
             <w:r>
@@ -707,7 +707,7 @@
         </w:tc>
         <w:tc>
           <w:tcPr>
-            <w:tcW w:type="dxa" w:w="3324"/>
+            <w:tcW w:type="dxa" w:w="3213"/>
           </w:tcPr>
           <w:p>
             <w:r>
@@ -717,7 +717,7 @@
         </w:tc>
         <w:tc>
           <w:tcPr>
-            <w:tcW w:type="dxa" w:w="3324"/>
+            <w:tcW w:type="dxa" w:w="3213"/>
           </w:tcPr>
           <w:p>
             <w:r>
@@ -729,7 +729,7 @@
       <w:tr>
         <w:tc>
           <w:tcPr>
-            <w:tcW w:type="dxa" w:w="3324"/>
+            <w:tcW w:type="dxa" w:w="3213"/>
           </w:tcPr>
           <w:p>
             <w:r>
@@ -739,17 +739,17 @@
         </w:tc>
         <w:tc>
           <w:tcPr>
-            <w:tcW w:type="dxa" w:w="3324"/>
+            <w:tcW w:type="dxa" w:w="3213"/>
           </w:tcPr>
           <w:p>
             <w:r>
-              <w:t>CreateItem success</w:t>
+              <w:t>CreateItem — успех</w:t>
             </w:r>
           </w:p>
         </w:tc>
         <w:tc>
           <w:tcPr>
-            <w:tcW w:type="dxa" w:w="3324"/>
+            <w:tcW w:type="dxa" w:w="3213"/>
           </w:tcPr>
           <w:p>
             <w:r>
@@ -761,7 +761,7 @@
       <w:tr>
         <w:tc>
           <w:tcPr>
-            <w:tcW w:type="dxa" w:w="3324"/>
+            <w:tcW w:type="dxa" w:w="3213"/>
           </w:tcPr>
           <w:p>
             <w:r>
@@ -771,17 +771,17 @@
         </w:tc>
         <w:tc>
           <w:tcPr>
-            <w:tcW w:type="dxa" w:w="3324"/>
+            <w:tcW w:type="dxa" w:w="3213"/>
           </w:tcPr>
           <w:p>
             <w:r>
-              <w:t>GetItem existing</w:t>
+              <w:t>GetItem — существующий</w:t>
             </w:r>
           </w:p>
         </w:tc>
         <w:tc>
           <w:tcPr>
-            <w:tcW w:type="dxa" w:w="3324"/>
+            <w:tcW w:type="dxa" w:w="3213"/>
           </w:tcPr>
           <w:p>
             <w:r>
@@ -793,7 +793,7 @@
       <w:tr>
         <w:tc>
           <w:tcPr>
-            <w:tcW w:type="dxa" w:w="3324"/>
+            <w:tcW w:type="dxa" w:w="3213"/>
           </w:tcPr>
           <w:p>
             <w:r>
@@ -803,17 +803,17 @@
         </w:tc>
         <w:tc>
           <w:tcPr>
-            <w:tcW w:type="dxa" w:w="3324"/>
+            <w:tcW w:type="dxa" w:w="3213"/>
           </w:tcPr>
           <w:p>
             <w:r>
-              <w:t>Duplicate → ALREADY_EXISTS</w:t>
+              <w:t>дубликат → ALREADY_EXISTS</w:t>
             </w:r>
           </w:p>
         </w:tc>
         <w:tc>
           <w:tcPr>
-            <w:tcW w:type="dxa" w:w="3324"/>
+            <w:tcW w:type="dxa" w:w="3213"/>
           </w:tcPr>
           <w:p>
             <w:r>
@@ -825,7 +825,7 @@
       <w:tr>
         <w:tc>
           <w:tcPr>
-            <w:tcW w:type="dxa" w:w="3324"/>
+            <w:tcW w:type="dxa" w:w="3213"/>
           </w:tcPr>
           <w:p>
             <w:r>
@@ -835,17 +835,17 @@
         </w:tc>
         <w:tc>
           <w:tcPr>
-            <w:tcW w:type="dxa" w:w="3324"/>
+            <w:tcW w:type="dxa" w:w="3213"/>
           </w:tcPr>
           <w:p>
             <w:r>
-              <w:t>Invalid → INVALID_ARGUMENT</w:t>
+              <w:t>невалидные данные → INVALID_ARGUMENT</w:t>
             </w:r>
           </w:p>
         </w:tc>
         <w:tc>
           <w:tcPr>
-            <w:tcW w:type="dxa" w:w="3324"/>
+            <w:tcW w:type="dxa" w:w="3213"/>
           </w:tcPr>
           <w:p>
             <w:r>
@@ -857,7 +857,7 @@
       <w:tr>
         <w:tc>
           <w:tcPr>
-            <w:tcW w:type="dxa" w:w="3324"/>
+            <w:tcW w:type="dxa" w:w="3213"/>
           </w:tcPr>
           <w:p>
             <w:r>
@@ -867,17 +867,17 @@
         </w:tc>
         <w:tc>
           <w:tcPr>
-            <w:tcW w:type="dxa" w:w="3324"/>
+            <w:tcW w:type="dxa" w:w="3213"/>
           </w:tcPr>
           <w:p>
             <w:r>
-              <w:t>Missing → NOT_FOUND</w:t>
+              <w:t>нет записи → NOT_FOUND</w:t>
             </w:r>
           </w:p>
         </w:tc>
         <w:tc>
           <w:tcPr>
-            <w:tcW w:type="dxa" w:w="3324"/>
+            <w:tcW w:type="dxa" w:w="3213"/>
           </w:tcPr>
           <w:p>
             <w:r>
@@ -889,7 +889,7 @@
       <w:tr>
         <w:tc>
           <w:tcPr>
-            <w:tcW w:type="dxa" w:w="3324"/>
+            <w:tcW w:type="dxa" w:w="3213"/>
           </w:tcPr>
           <w:p>
             <w:r>
@@ -899,17 +899,17 @@
         </w:tc>
         <w:tc>
           <w:tcPr>
-            <w:tcW w:type="dxa" w:w="3324"/>
+            <w:tcW w:type="dxa" w:w="3213"/>
           </w:tcPr>
           <w:p>
             <w:r>
-              <w:t>UpdateStock + re-fetch</w:t>
+              <w:t>UpdateStock + повторный Get</w:t>
             </w:r>
           </w:p>
         </w:tc>
         <w:tc>
           <w:tcPr>
-            <w:tcW w:type="dxa" w:w="3324"/>
+            <w:tcW w:type="dxa" w:w="3213"/>
           </w:tcPr>
           <w:p>
             <w:r>
@@ -921,7 +921,7 @@
       <w:tr>
         <w:tc>
           <w:tcPr>
-            <w:tcW w:type="dxa" w:w="3324"/>
+            <w:tcW w:type="dxa" w:w="3213"/>
           </w:tcPr>
           <w:p>
             <w:r>
@@ -931,17 +931,17 @@
         </w:tc>
         <w:tc>
           <w:tcPr>
-            <w:tcW w:type="dxa" w:w="3324"/>
+            <w:tcW w:type="dxa" w:w="3213"/>
           </w:tcPr>
           <w:p>
             <w:r>
-              <w:t>ListItems server stream</w:t>
+              <w:t>ListItems — server stream</w:t>
             </w:r>
           </w:p>
         </w:tc>
         <w:tc>
           <w:tcPr>
-            <w:tcW w:type="dxa" w:w="3324"/>
+            <w:tcW w:type="dxa" w:w="3213"/>
           </w:tcPr>
           <w:p>
             <w:r>
@@ -953,7 +953,7 @@
       <w:tr>
         <w:tc>
           <w:tcPr>
-            <w:tcW w:type="dxa" w:w="3324"/>
+            <w:tcW w:type="dxa" w:w="3213"/>
           </w:tcPr>
           <w:p>
             <w:r>
@@ -963,17 +963,17 @@
         </w:tc>
         <w:tc>
           <w:tcPr>
-            <w:tcW w:type="dxa" w:w="3324"/>
+            <w:tcW w:type="dxa" w:w="3213"/>
           </w:tcPr>
           <w:p>
             <w:r>
-              <w:t>BulkCreate client stream</w:t>
+              <w:t>BulkCreate — client stream</w:t>
             </w:r>
           </w:p>
         </w:tc>
         <w:tc>
           <w:tcPr>
-            <w:tcW w:type="dxa" w:w="3324"/>
+            <w:tcW w:type="dxa" w:w="3213"/>
           </w:tcPr>
           <w:p>
             <w:r>
@@ -985,7 +985,7 @@
       <w:tr>
         <w:tc>
           <w:tcPr>
-            <w:tcW w:type="dxa" w:w="3324"/>
+            <w:tcW w:type="dxa" w:w="3213"/>
           </w:tcPr>
           <w:p>
             <w:r>
@@ -995,17 +995,17 @@
         </w:tc>
         <w:tc>
           <w:tcPr>
-            <w:tcW w:type="dxa" w:w="3324"/>
+            <w:tcW w:type="dxa" w:w="3213"/>
           </w:tcPr>
           <w:p>
             <w:r>
-              <w:t>EchoWatch bidi stream</w:t>
+              <w:t>EchoWatch — bidi stream</w:t>
             </w:r>
           </w:p>
         </w:tc>
         <w:tc>
           <w:tcPr>
-            <w:tcW w:type="dxa" w:w="3324"/>
+            <w:tcW w:type="dxa" w:w="3213"/>
           </w:tcPr>
           <w:p>
             <w:r>
@@ -1017,7 +1017,7 @@
       <w:tr>
         <w:tc>
           <w:tcPr>
-            <w:tcW w:type="dxa" w:w="3324"/>
+            <w:tcW w:type="dxa" w:w="3213"/>
           </w:tcPr>
           <w:p>
             <w:r>
@@ -1027,17 +1027,17 @@
         </w:tc>
         <w:tc>
           <w:tcPr>
-            <w:tcW w:type="dxa" w:w="3324"/>
+            <w:tcW w:type="dxa" w:w="3213"/>
           </w:tcPr>
           <w:p>
             <w:r>
-              <w:t>SlowPing DEADLINE_EXCEEDED</w:t>
+              <w:t>SlowPing → DEADLINE_EXCEEDED</w:t>
             </w:r>
           </w:p>
         </w:tc>
         <w:tc>
           <w:tcPr>
-            <w:tcW w:type="dxa" w:w="3324"/>
+            <w:tcW w:type="dxa" w:w="3213"/>
           </w:tcPr>
           <w:p>
             <w:r>
@@ -1049,7 +1049,7 @@
     </w:tbl>
     <w:p>
       <w:pPr>
-        <w:spacing w:after="120"/>
+        <w:spacing w:after="120" w:line="276" w:lineRule="auto"/>
       </w:pPr>
       <w:r>
         <w:rPr>
@@ -1061,7 +1061,7 @@
     </w:p>
     <w:p>
       <w:pPr>
-        <w:spacing w:after="120"/>
+        <w:spacing w:after="120" w:line="276" w:lineRule="auto"/>
       </w:pPr>
       <w:r>
         <w:rPr>
@@ -1069,7 +1069,7 @@
           <w:b w:val="0"/>
           <w:sz w:val="24"/>
         </w:rPr>
-        <w:t>Входные данные и ожидаемые коды описаны в docs/kt12/test-cases.md; фикстура inventory_env поднимает изолированный сервер на свободном порту.</w:t>
+        <w:t>Входы и ожидаемые коды расписаны в docs/kt12/test-cases.md. Фикстура inventory_env каждый раз поднимает свой сервер на свободном порту.</w:t>
       </w:r>
     </w:p>
     <w:p>
@@ -1082,12 +1082,12 @@
           <w:b/>
           <w:sz w:val="28"/>
         </w:rPr>
-        <w:t>13. Фактические результаты pytest</w:t>
+        <w:t>12. Результат pytest</w:t>
       </w:r>
     </w:p>
     <w:p>
       <w:pPr>
-        <w:spacing w:after="120"/>
+        <w:spacing w:after="120" w:line="276" w:lineRule="auto"/>
       </w:pPr>
       <w:r>
         <w:rPr>
@@ -1095,12 +1095,12 @@
           <w:b w:val="0"/>
           <w:sz w:val="24"/>
         </w:rPr>
-        <w:t>Диагностика TC-12-01: PASS. Полный suite:</w:t>
+        <w:t>Сначала отдельно проверил TC-12-01 — PASS. Потом весь suite:</w:t>
       </w:r>
     </w:p>
     <w:p>
       <w:pPr>
-        <w:spacing w:after="0"/>
+        <w:spacing w:after="0" w:before="0" w:line="240" w:lineRule="auto"/>
       </w:pPr>
       <w:r>
         <w:rPr>
@@ -1113,7 +1113,7 @@
     </w:p>
     <w:p>
       <w:pPr>
-        <w:spacing w:after="120"/>
+        <w:spacing w:after="120" w:line="276" w:lineRule="auto"/>
       </w:pPr>
       <w:r>
         <w:rPr>
@@ -1134,12 +1134,12 @@
           <w:b/>
           <w:sz w:val="28"/>
         </w:rPr>
-        <w:t>14. Артефакты и фрагменты кода</w:t>
+        <w:t>13. Артефакты</w:t>
       </w:r>
     </w:p>
     <w:p>
       <w:pPr>
-        <w:spacing w:after="120"/>
+        <w:spacing w:after="120" w:line="276" w:lineRule="auto"/>
       </w:pPr>
       <w:r>
         <w:rPr>
@@ -1147,12 +1147,12 @@
           <w:b w:val="0"/>
           <w:sz w:val="24"/>
         </w:rPr>
-        <w:t>grpc/artifacts/kt12/: pytest log, junit XML, HTML report, evidence.jsonl, versions JSON. SHA16 log=E656BF1468AA2C30, junit=33F69FACE4CA7013, html=7329D8123EB2800D.</w:t>
+        <w:t>В grpc/artifacts/kt12/: лог pytest, junit XML, HTML-отчёт, evidence.jsonl, versions JSON. Контрольные SHA16: log=E656BF1468AA2C30, junit=33F69FACE4CA7013, html=7329D8123EB2800D.</w:t>
       </w:r>
     </w:p>
     <w:p>
       <w:pPr>
-        <w:spacing w:after="0"/>
+        <w:spacing w:after="0" w:before="0" w:line="240" w:lineRule="auto"/>
       </w:pPr>
       <w:r>
         <w:rPr>
@@ -1165,7 +1165,7 @@
     </w:p>
     <w:p>
       <w:pPr>
-        <w:spacing w:after="0"/>
+        <w:spacing w:after="0" w:before="0" w:line="240" w:lineRule="auto"/>
       </w:pPr>
       <w:r>
         <w:rPr>
@@ -1178,7 +1178,7 @@
     </w:p>
     <w:p>
       <w:pPr>
-        <w:spacing w:after="0"/>
+        <w:spacing w:after="0" w:before="0" w:line="240" w:lineRule="auto"/>
       </w:pPr>
       <w:r>
         <w:rPr>
@@ -1191,7 +1191,7 @@
     </w:p>
     <w:p>
       <w:pPr>
-        <w:spacing w:after="0"/>
+        <w:spacing w:after="0" w:before="0" w:line="240" w:lineRule="auto"/>
       </w:pPr>
       <w:r>
         <w:rPr>
@@ -1204,7 +1204,7 @@
     </w:p>
     <w:p>
       <w:pPr>
-        <w:spacing w:after="0"/>
+        <w:spacing w:after="0" w:before="0" w:line="240" w:lineRule="auto"/>
       </w:pPr>
       <w:r>
         <w:rPr>
@@ -1274,12 +1274,12 @@
           <w:b/>
           <w:sz w:val="28"/>
         </w:rPr>
-        <w:t>15. Заключение и ограничения</w:t>
+        <w:t>14. Заключение</w:t>
       </w:r>
     </w:p>
     <w:p>
       <w:pPr>
-        <w:spacing w:after="120"/>
+        <w:spacing w:after="120" w:line="276" w:lineRule="auto"/>
       </w:pPr>
       <w:r>
         <w:rPr>
@@ -1287,11 +1287,11 @@
           <w:b w:val="0"/>
           <w:sz w:val="24"/>
         </w:rPr>
-        <w:t>КТ 12 выполнена: реальный gRPC InventoryService, generated stubs, 10/10 PASS за 2.34 с. Ограничения: insecure channel, in-memory store, без облака/Docker. Это финальная контрольная точка курса (КТ01–КТ12).</w:t>
+        <w:t>КТ 12 сделана: живой gRPC InventoryService, generated stubs, unary + server/client/bidi streaming, проверка DEADLINE_EXCEEDED. Suite — 10 passed in 2.34s. Ограничения понятные: insecure channel, in-memory store, без облака и Docker. Это последняя контрольная точка курса (КТ01–КТ12).</w:t>
       </w:r>
     </w:p>
     <w:sectPr>
-      <w:pgSz w:w="12240" w:h="15840"/>
+      <w:pgSz w:w="11906" w:h="16838"/>
       <w:pgMar w:top="1134" w:right="850" w:bottom="1134" w:left="1417" w:header="720" w:footer="720" w:gutter="0"/>
       <w:cols w:space="720"/>
       <w:docGrid w:linePitch="360"/>
